--- a/docs/REQUISITION_TO_ORDER.docx
+++ b/docs/REQUISITION_TO_ORDER.docx
@@ -647,29 +647,7 @@
         <w:pStyle w:val="Heading1"/>
       </w:pPr>
       <w:r>
-        <w:t>3. Why this requisition</w:t>
-      </w:r>
-    </w:p>
-    <w:p>
-      <w:pPr>
-        <w:spacing w:after="160" w:before="0" w:line="259" w:lineRule="auto"/>
-      </w:pPr>
-      <w:r>
-        <w:rPr>
-          <w:rFonts w:ascii="Calibri" w:hAnsi="Calibri" w:eastAsia="Calibri"/>
-          <w:b w:val="0"/>
-          <w:color w:val="1A1A1A"/>
-          <w:sz w:val="22"/>
-        </w:rPr>
-        <w:t>Requisition 0010001624 is the only requisition in the extract whose items appear on a purchase order. Requisition 0010001573 item 00010 (material RM2_DS, quantity 150, price 5.25, processing status N) has no purchase order in this run.</w:t>
-      </w:r>
-    </w:p>
-    <w:p>
-      <w:pPr>
-        <w:pStyle w:val="Heading1"/>
-      </w:pPr>
-      <w:r>
-        <w:t>4. Supplier</w:t>
+        <w:t>3. Business partner</w:t>
       </w:r>
     </w:p>
     <w:p>
@@ -691,7 +669,7 @@
         <w:pStyle w:val="Heading1"/>
       </w:pPr>
       <w:r>
-        <w:t>5. Purchase requisition 0010001624</w:t>
+        <w:t>4. Source document</w:t>
       </w:r>
     </w:p>
     <w:p>
@@ -1675,7 +1653,7 @@
         <w:pStyle w:val="Heading1"/>
       </w:pPr>
       <w:r>
-        <w:t>6. Purchase order 4500002147</w:t>
+        <w:t>5. Follow-on document</w:t>
       </w:r>
     </w:p>
     <w:p>
@@ -2495,7 +2473,7 @@
         <w:pStyle w:val="Heading1"/>
       </w:pPr>
       <w:r>
-        <w:t>7. Asset account assignment</w:t>
+        <w:t>6. Goods movement</w:t>
       </w:r>
     </w:p>
     <w:p>
@@ -2509,567 +2487,7 @@
           <w:color w:val="1A1A1A"/>
           <w:sz w:val="22"/>
         </w:rPr>
-        <w:t>C_PurOrdAccountAssignmentDEX assigns both items to master fixed asset 000000600004, assignment number 01, profit center YB110. The G/L account is 0016014000 (external 16014000), group ANL., reconciliation type A. That is the asset reconciliation account.</w:t>
-      </w:r>
-    </w:p>
-    <w:tbl>
-      <w:tblPr>
-        <w:tblStyle w:val="TableGrid"/>
-        <w:tblW w:type="auto" w:w="0"/>
-        <w:jc w:val="center"/>
-        <w:tblLayout w:type="autofit"/>
-        <w:tblLook w:firstColumn="1" w:firstRow="1" w:lastColumn="0" w:lastRow="0" w:noHBand="0" w:noVBand="1" w:val="04A0"/>
-      </w:tblPr>
-      <w:tblGrid>
-        <w:gridCol w:w="1738"/>
-        <w:gridCol w:w="1738"/>
-        <w:gridCol w:w="1738"/>
-        <w:gridCol w:w="1738"/>
-        <w:gridCol w:w="1738"/>
-        <w:gridCol w:w="1738"/>
-      </w:tblGrid>
-      <w:tr>
-        <w:trPr>
-          <w:tblHeader/>
-          <w:cantSplit/>
-        </w:trPr>
-        <w:tc>
-          <w:tcPr>
-            <w:tcW w:type="dxa" w:w="1738"/>
-            <w:shd w:val="clear" w:color="auto" w:fill="1F4E79"/>
-            <w:tcMar>
-              <w:top w:w="60" w:type="dxa"/>
-              <w:left w:w="60" w:type="dxa"/>
-              <w:bottom w:w="60" w:type="dxa"/>
-              <w:right w:w="60" w:type="dxa"/>
-            </w:tcMar>
-          </w:tcPr>
-          <w:p>
-            <w:pPr>
-              <w:spacing w:before="20" w:after="20"/>
-            </w:pPr>
-            <w:r/>
-            <w:r>
-              <w:rPr>
-                <w:rFonts w:ascii="Calibri" w:hAnsi="Calibri" w:eastAsia="Calibri"/>
-                <w:b/>
-                <w:color w:val="FFFFFF"/>
-                <w:sz w:val="16"/>
-              </w:rPr>
-              <w:t>PO item</w:t>
-            </w:r>
-          </w:p>
-        </w:tc>
-        <w:tc>
-          <w:tcPr>
-            <w:tcW w:type="dxa" w:w="1738"/>
-            <w:shd w:val="clear" w:color="auto" w:fill="1F4E79"/>
-            <w:tcMar>
-              <w:top w:w="60" w:type="dxa"/>
-              <w:left w:w="60" w:type="dxa"/>
-              <w:bottom w:w="60" w:type="dxa"/>
-              <w:right w:w="60" w:type="dxa"/>
-            </w:tcMar>
-          </w:tcPr>
-          <w:p>
-            <w:pPr>
-              <w:spacing w:before="20" w:after="20"/>
-            </w:pPr>
-            <w:r/>
-            <w:r>
-              <w:rPr>
-                <w:rFonts w:ascii="Calibri" w:hAnsi="Calibri" w:eastAsia="Calibri"/>
-                <w:b/>
-                <w:color w:val="FFFFFF"/>
-                <w:sz w:val="16"/>
-              </w:rPr>
-              <w:t>Assignment</w:t>
-            </w:r>
-          </w:p>
-        </w:tc>
-        <w:tc>
-          <w:tcPr>
-            <w:tcW w:type="dxa" w:w="1738"/>
-            <w:shd w:val="clear" w:color="auto" w:fill="1F4E79"/>
-            <w:tcMar>
-              <w:top w:w="60" w:type="dxa"/>
-              <w:left w:w="60" w:type="dxa"/>
-              <w:bottom w:w="60" w:type="dxa"/>
-              <w:right w:w="60" w:type="dxa"/>
-            </w:tcMar>
-          </w:tcPr>
-          <w:p>
-            <w:pPr>
-              <w:spacing w:before="20" w:after="20"/>
-            </w:pPr>
-            <w:r/>
-            <w:r>
-              <w:rPr>
-                <w:rFonts w:ascii="Calibri" w:hAnsi="Calibri" w:eastAsia="Calibri"/>
-                <w:b/>
-                <w:color w:val="FFFFFF"/>
-                <w:sz w:val="16"/>
-              </w:rPr>
-              <w:t>Asset</w:t>
-            </w:r>
-          </w:p>
-        </w:tc>
-        <w:tc>
-          <w:tcPr>
-            <w:tcW w:type="dxa" w:w="1738"/>
-            <w:shd w:val="clear" w:color="auto" w:fill="1F4E79"/>
-            <w:tcMar>
-              <w:top w:w="60" w:type="dxa"/>
-              <w:left w:w="60" w:type="dxa"/>
-              <w:bottom w:w="60" w:type="dxa"/>
-              <w:right w:w="60" w:type="dxa"/>
-            </w:tcMar>
-          </w:tcPr>
-          <w:p>
-            <w:pPr>
-              <w:spacing w:before="20" w:after="20"/>
-            </w:pPr>
-            <w:r/>
-            <w:r>
-              <w:rPr>
-                <w:rFonts w:ascii="Calibri" w:hAnsi="Calibri" w:eastAsia="Calibri"/>
-                <w:b/>
-                <w:color w:val="FFFFFF"/>
-                <w:sz w:val="16"/>
-              </w:rPr>
-              <w:t>G/L account</w:t>
-            </w:r>
-          </w:p>
-        </w:tc>
-        <w:tc>
-          <w:tcPr>
-            <w:tcW w:type="dxa" w:w="1738"/>
-            <w:shd w:val="clear" w:color="auto" w:fill="1F4E79"/>
-            <w:tcMar>
-              <w:top w:w="60" w:type="dxa"/>
-              <w:left w:w="60" w:type="dxa"/>
-              <w:bottom w:w="60" w:type="dxa"/>
-              <w:right w:w="60" w:type="dxa"/>
-            </w:tcMar>
-          </w:tcPr>
-          <w:p>
-            <w:pPr>
-              <w:spacing w:before="20" w:after="20"/>
-            </w:pPr>
-            <w:r/>
-            <w:r>
-              <w:rPr>
-                <w:rFonts w:ascii="Calibri" w:hAnsi="Calibri" w:eastAsia="Calibri"/>
-                <w:b/>
-                <w:color w:val="FFFFFF"/>
-                <w:sz w:val="16"/>
-              </w:rPr>
-              <w:t>Quantity</w:t>
-            </w:r>
-          </w:p>
-        </w:tc>
-        <w:tc>
-          <w:tcPr>
-            <w:tcW w:type="dxa" w:w="1738"/>
-            <w:shd w:val="clear" w:color="auto" w:fill="1F4E79"/>
-            <w:tcMar>
-              <w:top w:w="60" w:type="dxa"/>
-              <w:left w:w="60" w:type="dxa"/>
-              <w:bottom w:w="60" w:type="dxa"/>
-              <w:right w:w="60" w:type="dxa"/>
-            </w:tcMar>
-          </w:tcPr>
-          <w:p>
-            <w:pPr>
-              <w:spacing w:before="20" w:after="20"/>
-            </w:pPr>
-            <w:r/>
-            <w:r>
-              <w:rPr>
-                <w:rFonts w:ascii="Calibri" w:hAnsi="Calibri" w:eastAsia="Calibri"/>
-                <w:b/>
-                <w:color w:val="FFFFFF"/>
-                <w:sz w:val="16"/>
-              </w:rPr>
-              <w:t>Profit center</w:t>
-            </w:r>
-          </w:p>
-        </w:tc>
-      </w:tr>
-      <w:tr>
-        <w:trPr>
-          <w:cantSplit/>
-        </w:trPr>
-        <w:tc>
-          <w:tcPr>
-            <w:tcW w:type="dxa" w:w="1738"/>
-            <w:shd w:val="clear" w:color="auto" w:fill="FFFFFF"/>
-            <w:tcMar>
-              <w:top w:w="60" w:type="dxa"/>
-              <w:left w:w="60" w:type="dxa"/>
-              <w:bottom w:w="60" w:type="dxa"/>
-              <w:right w:w="60" w:type="dxa"/>
-            </w:tcMar>
-          </w:tcPr>
-          <w:p>
-            <w:pPr>
-              <w:spacing w:before="20" w:after="20"/>
-            </w:pPr>
-            <w:r/>
-            <w:r>
-              <w:rPr>
-                <w:rFonts w:ascii="Calibri" w:hAnsi="Calibri" w:eastAsia="Calibri"/>
-                <w:b w:val="0"/>
-                <w:color w:val="1A1A1A"/>
-                <w:sz w:val="16"/>
-              </w:rPr>
-              <w:t>00010</w:t>
-            </w:r>
-          </w:p>
-        </w:tc>
-        <w:tc>
-          <w:tcPr>
-            <w:tcW w:type="dxa" w:w="1738"/>
-            <w:shd w:val="clear" w:color="auto" w:fill="FFFFFF"/>
-            <w:tcMar>
-              <w:top w:w="60" w:type="dxa"/>
-              <w:left w:w="60" w:type="dxa"/>
-              <w:bottom w:w="60" w:type="dxa"/>
-              <w:right w:w="60" w:type="dxa"/>
-            </w:tcMar>
-          </w:tcPr>
-          <w:p>
-            <w:pPr>
-              <w:spacing w:before="20" w:after="20"/>
-            </w:pPr>
-            <w:r/>
-            <w:r>
-              <w:rPr>
-                <w:rFonts w:ascii="Calibri" w:hAnsi="Calibri" w:eastAsia="Calibri"/>
-                <w:b w:val="0"/>
-                <w:color w:val="1A1A1A"/>
-                <w:sz w:val="16"/>
-              </w:rPr>
-              <w:t>01</w:t>
-            </w:r>
-          </w:p>
-        </w:tc>
-        <w:tc>
-          <w:tcPr>
-            <w:tcW w:type="dxa" w:w="1738"/>
-            <w:shd w:val="clear" w:color="auto" w:fill="FFFFFF"/>
-            <w:tcMar>
-              <w:top w:w="60" w:type="dxa"/>
-              <w:left w:w="60" w:type="dxa"/>
-              <w:bottom w:w="60" w:type="dxa"/>
-              <w:right w:w="60" w:type="dxa"/>
-            </w:tcMar>
-          </w:tcPr>
-          <w:p>
-            <w:pPr>
-              <w:spacing w:before="20" w:after="20"/>
-            </w:pPr>
-            <w:r/>
-            <w:r>
-              <w:rPr>
-                <w:rFonts w:ascii="Calibri" w:hAnsi="Calibri" w:eastAsia="Calibri"/>
-                <w:b w:val="0"/>
-                <w:color w:val="1A1A1A"/>
-                <w:sz w:val="16"/>
-              </w:rPr>
-              <w:t>000000600004</w:t>
-            </w:r>
-          </w:p>
-        </w:tc>
-        <w:tc>
-          <w:tcPr>
-            <w:tcW w:type="dxa" w:w="1738"/>
-            <w:shd w:val="clear" w:color="auto" w:fill="FFFFFF"/>
-            <w:tcMar>
-              <w:top w:w="60" w:type="dxa"/>
-              <w:left w:w="60" w:type="dxa"/>
-              <w:bottom w:w="60" w:type="dxa"/>
-              <w:right w:w="60" w:type="dxa"/>
-            </w:tcMar>
-          </w:tcPr>
-          <w:p>
-            <w:pPr>
-              <w:spacing w:before="20" w:after="20"/>
-            </w:pPr>
-            <w:r/>
-            <w:r>
-              <w:rPr>
-                <w:rFonts w:ascii="Calibri" w:hAnsi="Calibri" w:eastAsia="Calibri"/>
-                <w:b w:val="0"/>
-                <w:color w:val="1A1A1A"/>
-                <w:sz w:val="16"/>
-              </w:rPr>
-              <w:t>0016014000</w:t>
-            </w:r>
-          </w:p>
-        </w:tc>
-        <w:tc>
-          <w:tcPr>
-            <w:tcW w:type="dxa" w:w="1738"/>
-            <w:shd w:val="clear" w:color="auto" w:fill="FFFFFF"/>
-            <w:tcMar>
-              <w:top w:w="60" w:type="dxa"/>
-              <w:left w:w="60" w:type="dxa"/>
-              <w:bottom w:w="60" w:type="dxa"/>
-              <w:right w:w="60" w:type="dxa"/>
-            </w:tcMar>
-          </w:tcPr>
-          <w:p>
-            <w:pPr>
-              <w:spacing w:before="20" w:after="20"/>
-            </w:pPr>
-            <w:r/>
-            <w:r>
-              <w:rPr>
-                <w:rFonts w:ascii="Calibri" w:hAnsi="Calibri" w:eastAsia="Calibri"/>
-                <w:b w:val="0"/>
-                <w:color w:val="1A1A1A"/>
-                <w:sz w:val="16"/>
-              </w:rPr>
-              <w:t>20.000</w:t>
-            </w:r>
-          </w:p>
-        </w:tc>
-        <w:tc>
-          <w:tcPr>
-            <w:tcW w:type="dxa" w:w="1738"/>
-            <w:shd w:val="clear" w:color="auto" w:fill="FFFFFF"/>
-            <w:tcMar>
-              <w:top w:w="60" w:type="dxa"/>
-              <w:left w:w="60" w:type="dxa"/>
-              <w:bottom w:w="60" w:type="dxa"/>
-              <w:right w:w="60" w:type="dxa"/>
-            </w:tcMar>
-          </w:tcPr>
-          <w:p>
-            <w:pPr>
-              <w:spacing w:before="20" w:after="20"/>
-            </w:pPr>
-            <w:r/>
-            <w:r>
-              <w:rPr>
-                <w:rFonts w:ascii="Calibri" w:hAnsi="Calibri" w:eastAsia="Calibri"/>
-                <w:b w:val="0"/>
-                <w:color w:val="1A1A1A"/>
-                <w:sz w:val="16"/>
-              </w:rPr>
-              <w:t>YB110</w:t>
-            </w:r>
-          </w:p>
-        </w:tc>
-      </w:tr>
-      <w:tr>
-        <w:trPr>
-          <w:cantSplit/>
-        </w:trPr>
-        <w:tc>
-          <w:tcPr>
-            <w:tcW w:type="dxa" w:w="1738"/>
-            <w:shd w:val="clear" w:color="auto" w:fill="F3F6F9"/>
-            <w:tcMar>
-              <w:top w:w="60" w:type="dxa"/>
-              <w:left w:w="60" w:type="dxa"/>
-              <w:bottom w:w="60" w:type="dxa"/>
-              <w:right w:w="60" w:type="dxa"/>
-            </w:tcMar>
-          </w:tcPr>
-          <w:p>
-            <w:pPr>
-              <w:spacing w:before="20" w:after="20"/>
-            </w:pPr>
-            <w:r/>
-            <w:r>
-              <w:rPr>
-                <w:rFonts w:ascii="Calibri" w:hAnsi="Calibri" w:eastAsia="Calibri"/>
-                <w:b w:val="0"/>
-                <w:color w:val="1A1A1A"/>
-                <w:sz w:val="16"/>
-              </w:rPr>
-              <w:t>00020</w:t>
-            </w:r>
-          </w:p>
-        </w:tc>
-        <w:tc>
-          <w:tcPr>
-            <w:tcW w:type="dxa" w:w="1738"/>
-            <w:shd w:val="clear" w:color="auto" w:fill="F3F6F9"/>
-            <w:tcMar>
-              <w:top w:w="60" w:type="dxa"/>
-              <w:left w:w="60" w:type="dxa"/>
-              <w:bottom w:w="60" w:type="dxa"/>
-              <w:right w:w="60" w:type="dxa"/>
-            </w:tcMar>
-          </w:tcPr>
-          <w:p>
-            <w:pPr>
-              <w:spacing w:before="20" w:after="20"/>
-            </w:pPr>
-            <w:r/>
-            <w:r>
-              <w:rPr>
-                <w:rFonts w:ascii="Calibri" w:hAnsi="Calibri" w:eastAsia="Calibri"/>
-                <w:b w:val="0"/>
-                <w:color w:val="1A1A1A"/>
-                <w:sz w:val="16"/>
-              </w:rPr>
-              <w:t>01</w:t>
-            </w:r>
-          </w:p>
-        </w:tc>
-        <w:tc>
-          <w:tcPr>
-            <w:tcW w:type="dxa" w:w="1738"/>
-            <w:shd w:val="clear" w:color="auto" w:fill="F3F6F9"/>
-            <w:tcMar>
-              <w:top w:w="60" w:type="dxa"/>
-              <w:left w:w="60" w:type="dxa"/>
-              <w:bottom w:w="60" w:type="dxa"/>
-              <w:right w:w="60" w:type="dxa"/>
-            </w:tcMar>
-          </w:tcPr>
-          <w:p>
-            <w:pPr>
-              <w:spacing w:before="20" w:after="20"/>
-            </w:pPr>
-            <w:r/>
-            <w:r>
-              <w:rPr>
-                <w:rFonts w:ascii="Calibri" w:hAnsi="Calibri" w:eastAsia="Calibri"/>
-                <w:b w:val="0"/>
-                <w:color w:val="1A1A1A"/>
-                <w:sz w:val="16"/>
-              </w:rPr>
-              <w:t>000000600004</w:t>
-            </w:r>
-          </w:p>
-        </w:tc>
-        <w:tc>
-          <w:tcPr>
-            <w:tcW w:type="dxa" w:w="1738"/>
-            <w:shd w:val="clear" w:color="auto" w:fill="F3F6F9"/>
-            <w:tcMar>
-              <w:top w:w="60" w:type="dxa"/>
-              <w:left w:w="60" w:type="dxa"/>
-              <w:bottom w:w="60" w:type="dxa"/>
-              <w:right w:w="60" w:type="dxa"/>
-            </w:tcMar>
-          </w:tcPr>
-          <w:p>
-            <w:pPr>
-              <w:spacing w:before="20" w:after="20"/>
-            </w:pPr>
-            <w:r/>
-            <w:r>
-              <w:rPr>
-                <w:rFonts w:ascii="Calibri" w:hAnsi="Calibri" w:eastAsia="Calibri"/>
-                <w:b w:val="0"/>
-                <w:color w:val="1A1A1A"/>
-                <w:sz w:val="16"/>
-              </w:rPr>
-              <w:t>0016014000</w:t>
-            </w:r>
-          </w:p>
-        </w:tc>
-        <w:tc>
-          <w:tcPr>
-            <w:tcW w:type="dxa" w:w="1738"/>
-            <w:shd w:val="clear" w:color="auto" w:fill="F3F6F9"/>
-            <w:tcMar>
-              <w:top w:w="60" w:type="dxa"/>
-              <w:left w:w="60" w:type="dxa"/>
-              <w:bottom w:w="60" w:type="dxa"/>
-              <w:right w:w="60" w:type="dxa"/>
-            </w:tcMar>
-          </w:tcPr>
-          <w:p>
-            <w:pPr>
-              <w:spacing w:before="20" w:after="20"/>
-            </w:pPr>
-            <w:r/>
-            <w:r>
-              <w:rPr>
-                <w:rFonts w:ascii="Calibri" w:hAnsi="Calibri" w:eastAsia="Calibri"/>
-                <w:b w:val="0"/>
-                <w:color w:val="1A1A1A"/>
-                <w:sz w:val="16"/>
-              </w:rPr>
-              <w:t>20.000</w:t>
-            </w:r>
-          </w:p>
-        </w:tc>
-        <w:tc>
-          <w:tcPr>
-            <w:tcW w:type="dxa" w:w="1738"/>
-            <w:shd w:val="clear" w:color="auto" w:fill="F3F6F9"/>
-            <w:tcMar>
-              <w:top w:w="60" w:type="dxa"/>
-              <w:left w:w="60" w:type="dxa"/>
-              <w:bottom w:w="60" w:type="dxa"/>
-              <w:right w:w="60" w:type="dxa"/>
-            </w:tcMar>
-          </w:tcPr>
-          <w:p>
-            <w:pPr>
-              <w:spacing w:before="20" w:after="20"/>
-            </w:pPr>
-            <w:r/>
-            <w:r>
-              <w:rPr>
-                <w:rFonts w:ascii="Calibri" w:hAnsi="Calibri" w:eastAsia="Calibri"/>
-                <w:b w:val="0"/>
-                <w:color w:val="1A1A1A"/>
-                <w:sz w:val="16"/>
-              </w:rPr>
-              <w:t>YB110</w:t>
-            </w:r>
-          </w:p>
-        </w:tc>
-      </w:tr>
-    </w:tbl>
-    <w:p>
-      <w:pPr>
-        <w:spacing w:after="120"/>
-      </w:pPr>
-    </w:p>
-    <w:p>
-      <w:pPr>
-        <w:pStyle w:val="Heading1"/>
-      </w:pPr>
-      <w:r>
-        <w:t>8. Follow-on documents already on the order</w:t>
-      </w:r>
-    </w:p>
-    <w:p>
-      <w:pPr>
-        <w:spacing w:after="160" w:before="0" w:line="259" w:lineRule="auto"/>
-      </w:pPr>
-      <w:r>
-        <w:rPr>
-          <w:rFonts w:ascii="Calibri" w:hAnsi="Calibri" w:eastAsia="Calibri"/>
-          <w:b w:val="0"/>
-          <w:color w:val="1A1A1A"/>
-          <w:sz w:val="22"/>
-        </w:rPr>
-        <w:t>C_PurchaseOrderHistoryDEX type 1, category E, is the goods receipt. The history document is the material document. Type 2, category Q, is the invoice receipt. The history document is the supplier invoice.</w:t>
-      </w:r>
-    </w:p>
-    <w:p>
-      <w:pPr>
-        <w:spacing w:after="80" w:before="0" w:line="259" w:lineRule="auto"/>
-      </w:pPr>
-      <w:r>
-        <w:rPr>
-          <w:rFonts w:ascii="Calibri" w:hAnsi="Calibri" w:eastAsia="Calibri"/>
-          <w:b/>
-          <w:color w:val="1A1A1A"/>
-          <w:sz w:val="22"/>
-        </w:rPr>
-        <w:t>Goods receipts</w:t>
+        <w:t>C_PurchaseOrderHistoryDEX type 1, category E, is the goods receipt. The history document is the material document. Movement type 101.</w:t>
       </w:r>
     </w:p>
     <w:tbl>
@@ -3598,16 +3016,24 @@
     </w:p>
     <w:p>
       <w:pPr>
-        <w:spacing w:after="80" w:before="0" w:line="259" w:lineRule="auto"/>
+        <w:pStyle w:val="Heading1"/>
+      </w:pPr>
+      <w:r>
+        <w:t>7. Invoice</w:t>
+      </w:r>
+    </w:p>
+    <w:p>
+      <w:pPr>
+        <w:spacing w:after="160" w:before="0" w:line="259" w:lineRule="auto"/>
       </w:pPr>
       <w:r>
         <w:rPr>
           <w:rFonts w:ascii="Calibri" w:hAnsi="Calibri" w:eastAsia="Calibri"/>
-          <w:b/>
+          <w:b w:val="0"/>
           <w:color w:val="1A1A1A"/>
           <w:sz w:val="22"/>
         </w:rPr>
-        <w:t>Supplier invoice</w:t>
+        <w:t>C_PurchaseOrderHistoryDEX type 2, category Q, is the invoice receipt. The history document is the supplier invoice.</w:t>
       </w:r>
     </w:p>
     <w:tbl>
@@ -4317,7 +3743,553 @@
         <w:pStyle w:val="Heading1"/>
       </w:pPr>
       <w:r>
-        <w:t>9. Quantity reconciliation</w:t>
+        <w:t>8. Accounting</w:t>
+      </w:r>
+    </w:p>
+    <w:p>
+      <w:pPr>
+        <w:spacing w:after="160" w:before="0" w:line="259" w:lineRule="auto"/>
+      </w:pPr>
+      <w:r>
+        <w:rPr>
+          <w:rFonts w:ascii="Calibri" w:hAnsi="Calibri" w:eastAsia="Calibri"/>
+          <w:b w:val="0"/>
+          <w:color w:val="1A1A1A"/>
+          <w:sz w:val="22"/>
+        </w:rPr>
+        <w:t>C_PurOrdAccountAssignmentDEX assigns both items to master fixed asset 000000600004, assignment number 01, profit center YB110. The G/L account is 0016014000 (external 16014000), group ANL., reconciliation type A. That is the asset reconciliation account. This extract set has no universal-journal file, so the accounting document posted by the invoice is not in the sample.</w:t>
+      </w:r>
+    </w:p>
+    <w:tbl>
+      <w:tblPr>
+        <w:tblStyle w:val="TableGrid"/>
+        <w:tblW w:type="auto" w:w="0"/>
+        <w:jc w:val="center"/>
+        <w:tblLayout w:type="autofit"/>
+        <w:tblLook w:firstColumn="1" w:firstRow="1" w:lastColumn="0" w:lastRow="0" w:noHBand="0" w:noVBand="1" w:val="04A0"/>
+      </w:tblPr>
+      <w:tblGrid>
+        <w:gridCol w:w="1738"/>
+        <w:gridCol w:w="1738"/>
+        <w:gridCol w:w="1738"/>
+        <w:gridCol w:w="1738"/>
+        <w:gridCol w:w="1738"/>
+        <w:gridCol w:w="1738"/>
+      </w:tblGrid>
+      <w:tr>
+        <w:trPr>
+          <w:tblHeader/>
+          <w:cantSplit/>
+        </w:trPr>
+        <w:tc>
+          <w:tcPr>
+            <w:tcW w:type="dxa" w:w="1738"/>
+            <w:shd w:val="clear" w:color="auto" w:fill="1F4E79"/>
+            <w:tcMar>
+              <w:top w:w="60" w:type="dxa"/>
+              <w:left w:w="60" w:type="dxa"/>
+              <w:bottom w:w="60" w:type="dxa"/>
+              <w:right w:w="60" w:type="dxa"/>
+            </w:tcMar>
+          </w:tcPr>
+          <w:p>
+            <w:pPr>
+              <w:spacing w:before="20" w:after="20"/>
+            </w:pPr>
+            <w:r/>
+            <w:r>
+              <w:rPr>
+                <w:rFonts w:ascii="Calibri" w:hAnsi="Calibri" w:eastAsia="Calibri"/>
+                <w:b/>
+                <w:color w:val="FFFFFF"/>
+                <w:sz w:val="16"/>
+              </w:rPr>
+              <w:t>PO item</w:t>
+            </w:r>
+          </w:p>
+        </w:tc>
+        <w:tc>
+          <w:tcPr>
+            <w:tcW w:type="dxa" w:w="1738"/>
+            <w:shd w:val="clear" w:color="auto" w:fill="1F4E79"/>
+            <w:tcMar>
+              <w:top w:w="60" w:type="dxa"/>
+              <w:left w:w="60" w:type="dxa"/>
+              <w:bottom w:w="60" w:type="dxa"/>
+              <w:right w:w="60" w:type="dxa"/>
+            </w:tcMar>
+          </w:tcPr>
+          <w:p>
+            <w:pPr>
+              <w:spacing w:before="20" w:after="20"/>
+            </w:pPr>
+            <w:r/>
+            <w:r>
+              <w:rPr>
+                <w:rFonts w:ascii="Calibri" w:hAnsi="Calibri" w:eastAsia="Calibri"/>
+                <w:b/>
+                <w:color w:val="FFFFFF"/>
+                <w:sz w:val="16"/>
+              </w:rPr>
+              <w:t>Assignment</w:t>
+            </w:r>
+          </w:p>
+        </w:tc>
+        <w:tc>
+          <w:tcPr>
+            <w:tcW w:type="dxa" w:w="1738"/>
+            <w:shd w:val="clear" w:color="auto" w:fill="1F4E79"/>
+            <w:tcMar>
+              <w:top w:w="60" w:type="dxa"/>
+              <w:left w:w="60" w:type="dxa"/>
+              <w:bottom w:w="60" w:type="dxa"/>
+              <w:right w:w="60" w:type="dxa"/>
+            </w:tcMar>
+          </w:tcPr>
+          <w:p>
+            <w:pPr>
+              <w:spacing w:before="20" w:after="20"/>
+            </w:pPr>
+            <w:r/>
+            <w:r>
+              <w:rPr>
+                <w:rFonts w:ascii="Calibri" w:hAnsi="Calibri" w:eastAsia="Calibri"/>
+                <w:b/>
+                <w:color w:val="FFFFFF"/>
+                <w:sz w:val="16"/>
+              </w:rPr>
+              <w:t>Asset</w:t>
+            </w:r>
+          </w:p>
+        </w:tc>
+        <w:tc>
+          <w:tcPr>
+            <w:tcW w:type="dxa" w:w="1738"/>
+            <w:shd w:val="clear" w:color="auto" w:fill="1F4E79"/>
+            <w:tcMar>
+              <w:top w:w="60" w:type="dxa"/>
+              <w:left w:w="60" w:type="dxa"/>
+              <w:bottom w:w="60" w:type="dxa"/>
+              <w:right w:w="60" w:type="dxa"/>
+            </w:tcMar>
+          </w:tcPr>
+          <w:p>
+            <w:pPr>
+              <w:spacing w:before="20" w:after="20"/>
+            </w:pPr>
+            <w:r/>
+            <w:r>
+              <w:rPr>
+                <w:rFonts w:ascii="Calibri" w:hAnsi="Calibri" w:eastAsia="Calibri"/>
+                <w:b/>
+                <w:color w:val="FFFFFF"/>
+                <w:sz w:val="16"/>
+              </w:rPr>
+              <w:t>G/L account</w:t>
+            </w:r>
+          </w:p>
+        </w:tc>
+        <w:tc>
+          <w:tcPr>
+            <w:tcW w:type="dxa" w:w="1738"/>
+            <w:shd w:val="clear" w:color="auto" w:fill="1F4E79"/>
+            <w:tcMar>
+              <w:top w:w="60" w:type="dxa"/>
+              <w:left w:w="60" w:type="dxa"/>
+              <w:bottom w:w="60" w:type="dxa"/>
+              <w:right w:w="60" w:type="dxa"/>
+            </w:tcMar>
+          </w:tcPr>
+          <w:p>
+            <w:pPr>
+              <w:spacing w:before="20" w:after="20"/>
+            </w:pPr>
+            <w:r/>
+            <w:r>
+              <w:rPr>
+                <w:rFonts w:ascii="Calibri" w:hAnsi="Calibri" w:eastAsia="Calibri"/>
+                <w:b/>
+                <w:color w:val="FFFFFF"/>
+                <w:sz w:val="16"/>
+              </w:rPr>
+              <w:t>Quantity</w:t>
+            </w:r>
+          </w:p>
+        </w:tc>
+        <w:tc>
+          <w:tcPr>
+            <w:tcW w:type="dxa" w:w="1738"/>
+            <w:shd w:val="clear" w:color="auto" w:fill="1F4E79"/>
+            <w:tcMar>
+              <w:top w:w="60" w:type="dxa"/>
+              <w:left w:w="60" w:type="dxa"/>
+              <w:bottom w:w="60" w:type="dxa"/>
+              <w:right w:w="60" w:type="dxa"/>
+            </w:tcMar>
+          </w:tcPr>
+          <w:p>
+            <w:pPr>
+              <w:spacing w:before="20" w:after="20"/>
+            </w:pPr>
+            <w:r/>
+            <w:r>
+              <w:rPr>
+                <w:rFonts w:ascii="Calibri" w:hAnsi="Calibri" w:eastAsia="Calibri"/>
+                <w:b/>
+                <w:color w:val="FFFFFF"/>
+                <w:sz w:val="16"/>
+              </w:rPr>
+              <w:t>Profit center</w:t>
+            </w:r>
+          </w:p>
+        </w:tc>
+      </w:tr>
+      <w:tr>
+        <w:trPr>
+          <w:cantSplit/>
+        </w:trPr>
+        <w:tc>
+          <w:tcPr>
+            <w:tcW w:type="dxa" w:w="1738"/>
+            <w:shd w:val="clear" w:color="auto" w:fill="FFFFFF"/>
+            <w:tcMar>
+              <w:top w:w="60" w:type="dxa"/>
+              <w:left w:w="60" w:type="dxa"/>
+              <w:bottom w:w="60" w:type="dxa"/>
+              <w:right w:w="60" w:type="dxa"/>
+            </w:tcMar>
+          </w:tcPr>
+          <w:p>
+            <w:pPr>
+              <w:spacing w:before="20" w:after="20"/>
+            </w:pPr>
+            <w:r/>
+            <w:r>
+              <w:rPr>
+                <w:rFonts w:ascii="Calibri" w:hAnsi="Calibri" w:eastAsia="Calibri"/>
+                <w:b w:val="0"/>
+                <w:color w:val="1A1A1A"/>
+                <w:sz w:val="16"/>
+              </w:rPr>
+              <w:t>00010</w:t>
+            </w:r>
+          </w:p>
+        </w:tc>
+        <w:tc>
+          <w:tcPr>
+            <w:tcW w:type="dxa" w:w="1738"/>
+            <w:shd w:val="clear" w:color="auto" w:fill="FFFFFF"/>
+            <w:tcMar>
+              <w:top w:w="60" w:type="dxa"/>
+              <w:left w:w="60" w:type="dxa"/>
+              <w:bottom w:w="60" w:type="dxa"/>
+              <w:right w:w="60" w:type="dxa"/>
+            </w:tcMar>
+          </w:tcPr>
+          <w:p>
+            <w:pPr>
+              <w:spacing w:before="20" w:after="20"/>
+            </w:pPr>
+            <w:r/>
+            <w:r>
+              <w:rPr>
+                <w:rFonts w:ascii="Calibri" w:hAnsi="Calibri" w:eastAsia="Calibri"/>
+                <w:b w:val="0"/>
+                <w:color w:val="1A1A1A"/>
+                <w:sz w:val="16"/>
+              </w:rPr>
+              <w:t>01</w:t>
+            </w:r>
+          </w:p>
+        </w:tc>
+        <w:tc>
+          <w:tcPr>
+            <w:tcW w:type="dxa" w:w="1738"/>
+            <w:shd w:val="clear" w:color="auto" w:fill="FFFFFF"/>
+            <w:tcMar>
+              <w:top w:w="60" w:type="dxa"/>
+              <w:left w:w="60" w:type="dxa"/>
+              <w:bottom w:w="60" w:type="dxa"/>
+              <w:right w:w="60" w:type="dxa"/>
+            </w:tcMar>
+          </w:tcPr>
+          <w:p>
+            <w:pPr>
+              <w:spacing w:before="20" w:after="20"/>
+            </w:pPr>
+            <w:r/>
+            <w:r>
+              <w:rPr>
+                <w:rFonts w:ascii="Calibri" w:hAnsi="Calibri" w:eastAsia="Calibri"/>
+                <w:b w:val="0"/>
+                <w:color w:val="1A1A1A"/>
+                <w:sz w:val="16"/>
+              </w:rPr>
+              <w:t>000000600004</w:t>
+            </w:r>
+          </w:p>
+        </w:tc>
+        <w:tc>
+          <w:tcPr>
+            <w:tcW w:type="dxa" w:w="1738"/>
+            <w:shd w:val="clear" w:color="auto" w:fill="FFFFFF"/>
+            <w:tcMar>
+              <w:top w:w="60" w:type="dxa"/>
+              <w:left w:w="60" w:type="dxa"/>
+              <w:bottom w:w="60" w:type="dxa"/>
+              <w:right w:w="60" w:type="dxa"/>
+            </w:tcMar>
+          </w:tcPr>
+          <w:p>
+            <w:pPr>
+              <w:spacing w:before="20" w:after="20"/>
+            </w:pPr>
+            <w:r/>
+            <w:r>
+              <w:rPr>
+                <w:rFonts w:ascii="Calibri" w:hAnsi="Calibri" w:eastAsia="Calibri"/>
+                <w:b w:val="0"/>
+                <w:color w:val="1A1A1A"/>
+                <w:sz w:val="16"/>
+              </w:rPr>
+              <w:t>0016014000</w:t>
+            </w:r>
+          </w:p>
+        </w:tc>
+        <w:tc>
+          <w:tcPr>
+            <w:tcW w:type="dxa" w:w="1738"/>
+            <w:shd w:val="clear" w:color="auto" w:fill="FFFFFF"/>
+            <w:tcMar>
+              <w:top w:w="60" w:type="dxa"/>
+              <w:left w:w="60" w:type="dxa"/>
+              <w:bottom w:w="60" w:type="dxa"/>
+              <w:right w:w="60" w:type="dxa"/>
+            </w:tcMar>
+          </w:tcPr>
+          <w:p>
+            <w:pPr>
+              <w:spacing w:before="20" w:after="20"/>
+            </w:pPr>
+            <w:r/>
+            <w:r>
+              <w:rPr>
+                <w:rFonts w:ascii="Calibri" w:hAnsi="Calibri" w:eastAsia="Calibri"/>
+                <w:b w:val="0"/>
+                <w:color w:val="1A1A1A"/>
+                <w:sz w:val="16"/>
+              </w:rPr>
+              <w:t>20.000</w:t>
+            </w:r>
+          </w:p>
+        </w:tc>
+        <w:tc>
+          <w:tcPr>
+            <w:tcW w:type="dxa" w:w="1738"/>
+            <w:shd w:val="clear" w:color="auto" w:fill="FFFFFF"/>
+            <w:tcMar>
+              <w:top w:w="60" w:type="dxa"/>
+              <w:left w:w="60" w:type="dxa"/>
+              <w:bottom w:w="60" w:type="dxa"/>
+              <w:right w:w="60" w:type="dxa"/>
+            </w:tcMar>
+          </w:tcPr>
+          <w:p>
+            <w:pPr>
+              <w:spacing w:before="20" w:after="20"/>
+            </w:pPr>
+            <w:r/>
+            <w:r>
+              <w:rPr>
+                <w:rFonts w:ascii="Calibri" w:hAnsi="Calibri" w:eastAsia="Calibri"/>
+                <w:b w:val="0"/>
+                <w:color w:val="1A1A1A"/>
+                <w:sz w:val="16"/>
+              </w:rPr>
+              <w:t>YB110</w:t>
+            </w:r>
+          </w:p>
+        </w:tc>
+      </w:tr>
+      <w:tr>
+        <w:trPr>
+          <w:cantSplit/>
+        </w:trPr>
+        <w:tc>
+          <w:tcPr>
+            <w:tcW w:type="dxa" w:w="1738"/>
+            <w:shd w:val="clear" w:color="auto" w:fill="F3F6F9"/>
+            <w:tcMar>
+              <w:top w:w="60" w:type="dxa"/>
+              <w:left w:w="60" w:type="dxa"/>
+              <w:bottom w:w="60" w:type="dxa"/>
+              <w:right w:w="60" w:type="dxa"/>
+            </w:tcMar>
+          </w:tcPr>
+          <w:p>
+            <w:pPr>
+              <w:spacing w:before="20" w:after="20"/>
+            </w:pPr>
+            <w:r/>
+            <w:r>
+              <w:rPr>
+                <w:rFonts w:ascii="Calibri" w:hAnsi="Calibri" w:eastAsia="Calibri"/>
+                <w:b w:val="0"/>
+                <w:color w:val="1A1A1A"/>
+                <w:sz w:val="16"/>
+              </w:rPr>
+              <w:t>00020</w:t>
+            </w:r>
+          </w:p>
+        </w:tc>
+        <w:tc>
+          <w:tcPr>
+            <w:tcW w:type="dxa" w:w="1738"/>
+            <w:shd w:val="clear" w:color="auto" w:fill="F3F6F9"/>
+            <w:tcMar>
+              <w:top w:w="60" w:type="dxa"/>
+              <w:left w:w="60" w:type="dxa"/>
+              <w:bottom w:w="60" w:type="dxa"/>
+              <w:right w:w="60" w:type="dxa"/>
+            </w:tcMar>
+          </w:tcPr>
+          <w:p>
+            <w:pPr>
+              <w:spacing w:before="20" w:after="20"/>
+            </w:pPr>
+            <w:r/>
+            <w:r>
+              <w:rPr>
+                <w:rFonts w:ascii="Calibri" w:hAnsi="Calibri" w:eastAsia="Calibri"/>
+                <w:b w:val="0"/>
+                <w:color w:val="1A1A1A"/>
+                <w:sz w:val="16"/>
+              </w:rPr>
+              <w:t>01</w:t>
+            </w:r>
+          </w:p>
+        </w:tc>
+        <w:tc>
+          <w:tcPr>
+            <w:tcW w:type="dxa" w:w="1738"/>
+            <w:shd w:val="clear" w:color="auto" w:fill="F3F6F9"/>
+            <w:tcMar>
+              <w:top w:w="60" w:type="dxa"/>
+              <w:left w:w="60" w:type="dxa"/>
+              <w:bottom w:w="60" w:type="dxa"/>
+              <w:right w:w="60" w:type="dxa"/>
+            </w:tcMar>
+          </w:tcPr>
+          <w:p>
+            <w:pPr>
+              <w:spacing w:before="20" w:after="20"/>
+            </w:pPr>
+            <w:r/>
+            <w:r>
+              <w:rPr>
+                <w:rFonts w:ascii="Calibri" w:hAnsi="Calibri" w:eastAsia="Calibri"/>
+                <w:b w:val="0"/>
+                <w:color w:val="1A1A1A"/>
+                <w:sz w:val="16"/>
+              </w:rPr>
+              <w:t>000000600004</w:t>
+            </w:r>
+          </w:p>
+        </w:tc>
+        <w:tc>
+          <w:tcPr>
+            <w:tcW w:type="dxa" w:w="1738"/>
+            <w:shd w:val="clear" w:color="auto" w:fill="F3F6F9"/>
+            <w:tcMar>
+              <w:top w:w="60" w:type="dxa"/>
+              <w:left w:w="60" w:type="dxa"/>
+              <w:bottom w:w="60" w:type="dxa"/>
+              <w:right w:w="60" w:type="dxa"/>
+            </w:tcMar>
+          </w:tcPr>
+          <w:p>
+            <w:pPr>
+              <w:spacing w:before="20" w:after="20"/>
+            </w:pPr>
+            <w:r/>
+            <w:r>
+              <w:rPr>
+                <w:rFonts w:ascii="Calibri" w:hAnsi="Calibri" w:eastAsia="Calibri"/>
+                <w:b w:val="0"/>
+                <w:color w:val="1A1A1A"/>
+                <w:sz w:val="16"/>
+              </w:rPr>
+              <w:t>0016014000</w:t>
+            </w:r>
+          </w:p>
+        </w:tc>
+        <w:tc>
+          <w:tcPr>
+            <w:tcW w:type="dxa" w:w="1738"/>
+            <w:shd w:val="clear" w:color="auto" w:fill="F3F6F9"/>
+            <w:tcMar>
+              <w:top w:w="60" w:type="dxa"/>
+              <w:left w:w="60" w:type="dxa"/>
+              <w:bottom w:w="60" w:type="dxa"/>
+              <w:right w:w="60" w:type="dxa"/>
+            </w:tcMar>
+          </w:tcPr>
+          <w:p>
+            <w:pPr>
+              <w:spacing w:before="20" w:after="20"/>
+            </w:pPr>
+            <w:r/>
+            <w:r>
+              <w:rPr>
+                <w:rFonts w:ascii="Calibri" w:hAnsi="Calibri" w:eastAsia="Calibri"/>
+                <w:b w:val="0"/>
+                <w:color w:val="1A1A1A"/>
+                <w:sz w:val="16"/>
+              </w:rPr>
+              <w:t>20.000</w:t>
+            </w:r>
+          </w:p>
+        </w:tc>
+        <w:tc>
+          <w:tcPr>
+            <w:tcW w:type="dxa" w:w="1738"/>
+            <w:shd w:val="clear" w:color="auto" w:fill="F3F6F9"/>
+            <w:tcMar>
+              <w:top w:w="60" w:type="dxa"/>
+              <w:left w:w="60" w:type="dxa"/>
+              <w:bottom w:w="60" w:type="dxa"/>
+              <w:right w:w="60" w:type="dxa"/>
+            </w:tcMar>
+          </w:tcPr>
+          <w:p>
+            <w:pPr>
+              <w:spacing w:before="20" w:after="20"/>
+            </w:pPr>
+            <w:r/>
+            <w:r>
+              <w:rPr>
+                <w:rFonts w:ascii="Calibri" w:hAnsi="Calibri" w:eastAsia="Calibri"/>
+                <w:b w:val="0"/>
+                <w:color w:val="1A1A1A"/>
+                <w:sz w:val="16"/>
+              </w:rPr>
+              <w:t>YB110</w:t>
+            </w:r>
+          </w:p>
+        </w:tc>
+      </w:tr>
+    </w:tbl>
+    <w:p>
+      <w:pPr>
+        <w:spacing w:after="120"/>
+      </w:pPr>
+    </w:p>
+    <w:p>
+      <w:pPr>
+        <w:pStyle w:val="Heading1"/>
+      </w:pPr>
+      <w:r>
+        <w:t>9. Quantity and amount reconciliation</w:t>
       </w:r>
     </w:p>
     <w:tbl>
@@ -5191,7 +5163,29 @@
         <w:pStyle w:val="Heading1"/>
       </w:pPr>
       <w:r>
-        <w:t>10. How the documents are correlated</w:t>
+        <w:t>10. Clearing</w:t>
+      </w:r>
+    </w:p>
+    <w:p>
+      <w:pPr>
+        <w:spacing w:after="160" w:before="0" w:line="259" w:lineRule="auto"/>
+      </w:pPr>
+      <w:r>
+        <w:rPr>
+          <w:rFonts w:ascii="Calibri" w:hAnsi="Calibri" w:eastAsia="Calibri"/>
+          <w:b w:val="0"/>
+          <w:color w:val="1A1A1A"/>
+          <w:sz w:val="22"/>
+        </w:rPr>
+        <w:t>The supplier invoice is posted. This extract set does not include the universal journal, so the vendor line and any payment that clears it are not in the sample. The open quantity on the order is the part that has not been received or invoiced.</w:t>
+      </w:r>
+    </w:p>
+    <w:p>
+      <w:pPr>
+        <w:pStyle w:val="Heading1"/>
+      </w:pPr>
+      <w:r>
+        <w:t>11. How the documents are correlated</w:t>
       </w:r>
     </w:p>
     <w:tbl>
@@ -5735,7 +5729,7 @@
         <w:pStyle w:val="Heading1"/>
       </w:pPr>
       <w:r>
-        <w:t>11. Extract calls for this reference</w:t>
+        <w:t>12. Extract calls for this reference</w:t>
       </w:r>
     </w:p>
     <w:p>
@@ -6380,7 +6374,7 @@
         <w:pStyle w:val="Heading1"/>
       </w:pPr>
       <w:r>
-        <w:t>12. Sample-data files</w:t>
+        <w:t>13. Sample-data files</w:t>
       </w:r>
     </w:p>
     <w:p>
